--- a/docs/BaoCao.docx
+++ b/docs/BaoCao.docx
@@ -442,7 +442,14 @@
                                 <w:i/>
                                 <w:iCs/>
                               </w:rPr>
-                              <w:t>– 087205009789</w:t>
+                              <w:t xml:space="preserve">– </w:t>
+                            </w:r>
+                            <w:r>
+                              <w:rPr>
+                                <w:i/>
+                                <w:iCs/>
+                              </w:rPr>
+                              <w:t>087205010718</w:t>
                             </w:r>
                           </w:p>
                           <w:p>
@@ -500,7 +507,7 @@
                                 <w:i/>
                                 <w:iCs/>
                               </w:rPr>
-                              <w:t>087205017786</w:t>
+                              <w:t>087205009822</w:t>
                             </w:r>
                           </w:p>
                           <w:p>
@@ -544,14 +551,14 @@
                                 <w:i/>
                                 <w:iCs/>
                               </w:rPr>
-                              <w:t>08</w:t>
+                              <w:t>0</w:t>
                             </w:r>
                             <w:r>
                               <w:rPr>
                                 <w:i/>
                                 <w:iCs/>
                               </w:rPr>
-                              <w:t>9205018027</w:t>
+                              <w:t>2251120094</w:t>
                             </w:r>
                           </w:p>
                           <w:p>
@@ -561,9 +568,6 @@
                                 <w:tab w:val="left" w:pos="5220"/>
                               </w:tabs>
                               <w:spacing w:line="276" w:lineRule="auto"/>
-                              <w:rPr>
-                                <w:lang w:val="en-US"/>
-                              </w:rPr>
                             </w:pPr>
                             <w:r>
                               <w:rPr>
@@ -576,7 +580,6 @@
                               <w:rPr>
                                 <w:b/>
                                 <w:bCs/>
-                                <w:lang w:val="de-DE"/>
                               </w:rPr>
                               <w:t>Nguyễn Hoàng Nam</w:t>
                             </w:r>
@@ -595,14 +598,7 @@
                                 <w:i/>
                                 <w:iCs/>
                               </w:rPr>
-                              <w:t>08</w:t>
-                            </w:r>
-                            <w:r>
-                              <w:rPr>
-                                <w:i/>
-                                <w:iCs/>
-                              </w:rPr>
-                              <w:t>9205018027</w:t>
+                              <w:t>086205008191</w:t>
                             </w:r>
                           </w:p>
                         </w:txbxContent>
@@ -878,7 +874,14 @@
                           <w:i/>
                           <w:iCs/>
                         </w:rPr>
-                        <w:t>– 087205009789</w:t>
+                        <w:t xml:space="preserve">– </w:t>
+                      </w:r>
+                      <w:r>
+                        <w:rPr>
+                          <w:i/>
+                          <w:iCs/>
+                        </w:rPr>
+                        <w:t>087205010718</w:t>
                       </w:r>
                     </w:p>
                     <w:p>
@@ -936,7 +939,7 @@
                           <w:i/>
                           <w:iCs/>
                         </w:rPr>
-                        <w:t>087205017786</w:t>
+                        <w:t>087205009822</w:t>
                       </w:r>
                     </w:p>
                     <w:p>
@@ -980,14 +983,14 @@
                           <w:i/>
                           <w:iCs/>
                         </w:rPr>
-                        <w:t>08</w:t>
+                        <w:t>0</w:t>
                       </w:r>
                       <w:r>
                         <w:rPr>
                           <w:i/>
                           <w:iCs/>
                         </w:rPr>
-                        <w:t>9205018027</w:t>
+                        <w:t>2251120094</w:t>
                       </w:r>
                     </w:p>
                     <w:p>
@@ -997,9 +1000,6 @@
                           <w:tab w:val="left" w:pos="5220"/>
                         </w:tabs>
                         <w:spacing w:line="276" w:lineRule="auto"/>
-                        <w:rPr>
-                          <w:lang w:val="en-US"/>
-                        </w:rPr>
                       </w:pPr>
                       <w:r>
                         <w:rPr>
@@ -1012,7 +1012,6 @@
                         <w:rPr>
                           <w:b/>
                           <w:bCs/>
-                          <w:lang w:val="de-DE"/>
                         </w:rPr>
                         <w:t>Nguyễn Hoàng Nam</w:t>
                       </w:r>
@@ -1031,14 +1030,7 @@
                           <w:i/>
                           <w:iCs/>
                         </w:rPr>
-                        <w:t>08</w:t>
-                      </w:r>
-                      <w:r>
-                        <w:rPr>
-                          <w:i/>
-                          <w:iCs/>
-                        </w:rPr>
-                        <w:t>9205018027</w:t>
+                        <w:t>086205008191</w:t>
                       </w:r>
                     </w:p>
                   </w:txbxContent>
@@ -4189,7 +4181,7 @@
           <w:sz w:val="28"/>
           <w:szCs w:val="28"/>
         </w:rPr>
-        <w:t>Dự án này xây dựng pipeline hoàn chỉnh cho bài toán phân cụm hình ảnh phong cảnh (landscape image clustering) – một bài toán học không giám sát (unsupervised learning) điển hình trong lĩnh vực Data Mining và Computer Vision.</w:t>
+        <w:t>Dự án này xây dựng pipeline hoàn chỉnh cho bài toán phân cụm hình ảnh phong cảnh (landscape image clustering) – một bài toán học không giám sát (unsupervised learning) điển hình trong lĩnh vực Data Mining.</w:t>
       </w:r>
     </w:p>
     <w:p>
@@ -12187,7 +12179,6 @@
           <w:rFonts w:cs="Times New Roman"/>
           <w:noProof/>
           <w:color w:val="000000" w:themeColor="text1"/>
-          <w:lang w:val="en-US"/>
           <w14:ligatures w14:val="none"/>
         </w:rPr>
       </w:pPr>
@@ -12200,7 +12191,7 @@
         </w:rPr>
         <w:lastRenderedPageBreak/>
         <w:drawing>
-          <wp:anchor distT="0" distB="0" distL="114300" distR="114300" simplePos="0" relativeHeight="251663360" behindDoc="0" locked="0" layoutInCell="1" allowOverlap="1" wp14:anchorId="2329B816" wp14:editId="7D8B3C46">
+          <wp:anchor distT="0" distB="0" distL="114300" distR="114300" simplePos="0" relativeHeight="251663360" behindDoc="0" locked="0" layoutInCell="1" allowOverlap="1" wp14:anchorId="2329B816" wp14:editId="214DFB97">
             <wp:simplePos x="0" y="0"/>
             <wp:positionH relativeFrom="margin">
               <wp:align>right</wp:align>
@@ -12314,7 +12305,7 @@
           <w14:ligatures w14:val="none"/>
         </w:rPr>
         <w:drawing>
-          <wp:anchor distT="0" distB="0" distL="114300" distR="114300" simplePos="0" relativeHeight="251662336" behindDoc="0" locked="0" layoutInCell="1" allowOverlap="1" wp14:anchorId="4F8F06DD" wp14:editId="5F1055F6">
+          <wp:anchor distT="0" distB="0" distL="114300" distR="114300" simplePos="0" relativeHeight="251662336" behindDoc="0" locked="0" layoutInCell="1" allowOverlap="1" wp14:anchorId="4F8F06DD" wp14:editId="1C6D1F14">
             <wp:simplePos x="0" y="0"/>
             <wp:positionH relativeFrom="column">
               <wp:posOffset>3175</wp:posOffset>
@@ -12371,7 +12362,6 @@
           <w:rFonts w:cs="Times New Roman"/>
           <w:noProof/>
           <w:color w:val="000000" w:themeColor="text1"/>
-          <w:lang w:val="en-US"/>
           <w14:ligatures w14:val="none"/>
         </w:rPr>
       </w:pPr>
@@ -12383,7 +12373,6 @@
           <w:rFonts w:cs="Times New Roman"/>
           <w:noProof/>
           <w:color w:val="000000" w:themeColor="text1"/>
-          <w:lang w:val="en-US"/>
           <w14:ligatures w14:val="none"/>
         </w:rPr>
       </w:pPr>
@@ -12510,7 +12499,7 @@
           <w14:ligatures w14:val="none"/>
         </w:rPr>
         <w:drawing>
-          <wp:anchor distT="0" distB="0" distL="114300" distR="114300" simplePos="0" relativeHeight="251664384" behindDoc="0" locked="0" layoutInCell="1" allowOverlap="1" wp14:anchorId="67CACE7F" wp14:editId="4FBB2388">
+          <wp:anchor distT="0" distB="0" distL="114300" distR="114300" simplePos="0" relativeHeight="251664384" behindDoc="0" locked="0" layoutInCell="1" allowOverlap="1" wp14:anchorId="67CACE7F" wp14:editId="6A460CFC">
             <wp:simplePos x="0" y="0"/>
             <wp:positionH relativeFrom="column">
               <wp:posOffset>3175</wp:posOffset>
@@ -12626,7 +12615,7 @@
           <w14:ligatures w14:val="none"/>
         </w:rPr>
         <w:drawing>
-          <wp:inline distT="0" distB="0" distL="0" distR="0" wp14:anchorId="695545C4" wp14:editId="601A5DFC">
+          <wp:inline distT="0" distB="0" distL="0" distR="0" wp14:anchorId="695545C4" wp14:editId="35ADDEB8">
             <wp:extent cx="5791835" cy="4036060"/>
             <wp:effectExtent l="0" t="0" r="0" b="2540"/>
             <wp:docPr id="1751801466" name="Picture 9"/>
@@ -12676,7 +12665,7 @@
         </w:rPr>
         <w:lastRenderedPageBreak/>
         <w:drawing>
-          <wp:inline distT="0" distB="0" distL="0" distR="0" wp14:anchorId="73DF419A" wp14:editId="1853C0DB">
+          <wp:inline distT="0" distB="0" distL="0" distR="0" wp14:anchorId="73DF419A" wp14:editId="4278F723">
             <wp:extent cx="5791835" cy="2379980"/>
             <wp:effectExtent l="0" t="0" r="0" b="1270"/>
             <wp:docPr id="1225276328" name="Picture 10"/>
